--- a/KURIKULUM2026_REVISI/DOCX/032_MODALITAS_PEMBELAJARAN_KPT2024.docx
+++ b/KURIKULUM2026_REVISI/DOCX/032_MODALITAS_PEMBELAJARAN_KPT2024.docx
@@ -82,9 +82,9 @@
       <w:r>
         <w:rPr>
           <w:color w:val="C8D2E1"/>
-          <w:sz w:val="16"/>
+          <w:sz w:val="14"/>
         </w:rPr>
-        <w:t>_________________________________________________________________________________</w:t>
+        <w:t>————————————————————————————————————————————————————————————————————————————————————————————————————————————————————————</w:t>
       </w:r>
     </w:p>
     <w:p>
@@ -190,9 +190,9 @@
       <w:r>
         <w:rPr>
           <w:color w:val="C8D2E1"/>
-          <w:sz w:val="16"/>
+          <w:sz w:val="14"/>
         </w:rPr>
-        <w:t>_________________________________________________________________________________</w:t>
+        <w:t>————————————————————————————————————————————————————————————————————————————————————————————————————————————————————————</w:t>
       </w:r>
     </w:p>
     <w:p>
@@ -256,9 +256,9 @@
         </w:tblBorders>
       </w:tblPr>
       <w:tblGrid>
-        <w:gridCol w:w="3010"/>
-        <w:gridCol w:w="3010"/>
-        <w:gridCol w:w="3010"/>
+        <w:gridCol w:w="4987"/>
+        <w:gridCol w:w="4987"/>
+        <w:gridCol w:w="4987"/>
       </w:tblGrid>
       <w:tr>
         <w:trPr>
@@ -268,7 +268,7 @@
         </w:trPr>
         <w:tc>
           <w:tcPr>
-            <w:tcW w:type="dxa" w:w="3010"/>
+            <w:tcW w:type="dxa" w:w="4987"/>
             <w:vAlign w:val="center"/>
             <w:shd w:fill="1F3864"/>
             <w:tcMar>
@@ -296,7 +296,7 @@
         </w:tc>
         <w:tc>
           <w:tcPr>
-            <w:tcW w:type="dxa" w:w="3010"/>
+            <w:tcW w:type="dxa" w:w="4987"/>
             <w:vAlign w:val="center"/>
             <w:shd w:fill="1F3864"/>
             <w:tcMar>
@@ -324,7 +324,7 @@
         </w:tc>
         <w:tc>
           <w:tcPr>
-            <w:tcW w:type="dxa" w:w="3010"/>
+            <w:tcW w:type="dxa" w:w="4987"/>
             <w:vAlign w:val="center"/>
             <w:shd w:fill="1F3864"/>
             <w:tcMar>
@@ -357,14 +357,14 @@
         </w:trPr>
         <w:tc>
           <w:tcPr>
-            <w:tcW w:type="dxa" w:w="3010"/>
+            <w:tcW w:type="dxa" w:w="4987"/>
             <w:vAlign w:val="center"/>
             <w:shd w:fill="FFFFFF"/>
             <w:tcMar>
-              <w:top w:w="80" w:type="dxa"/>
-              <w:bottom w:w="80" w:type="dxa"/>
-              <w:left w:w="100" w:type="dxa"/>
-              <w:right w:w="100" w:type="dxa"/>
+              <w:top w:w="70" w:type="dxa"/>
+              <w:bottom w:w="70" w:type="dxa"/>
+              <w:left w:w="90" w:type="dxa"/>
+              <w:right w:w="90" w:type="dxa"/>
             </w:tcMar>
           </w:tcPr>
           <w:p>
@@ -385,14 +385,14 @@
         </w:tc>
         <w:tc>
           <w:tcPr>
-            <w:tcW w:type="dxa" w:w="3010"/>
+            <w:tcW w:type="dxa" w:w="4987"/>
             <w:vAlign w:val="center"/>
             <w:shd w:fill="FFFFFF"/>
             <w:tcMar>
-              <w:top w:w="80" w:type="dxa"/>
-              <w:bottom w:w="80" w:type="dxa"/>
-              <w:left w:w="100" w:type="dxa"/>
-              <w:right w:w="100" w:type="dxa"/>
+              <w:top w:w="70" w:type="dxa"/>
+              <w:bottom w:w="70" w:type="dxa"/>
+              <w:left w:w="90" w:type="dxa"/>
+              <w:right w:w="90" w:type="dxa"/>
             </w:tcMar>
           </w:tcPr>
           <w:p>
@@ -412,14 +412,14 @@
         </w:tc>
         <w:tc>
           <w:tcPr>
-            <w:tcW w:type="dxa" w:w="3010"/>
+            <w:tcW w:type="dxa" w:w="4987"/>
             <w:vAlign w:val="center"/>
             <w:shd w:fill="FFFFFF"/>
             <w:tcMar>
-              <w:top w:w="80" w:type="dxa"/>
-              <w:bottom w:w="80" w:type="dxa"/>
-              <w:left w:w="100" w:type="dxa"/>
-              <w:right w:w="100" w:type="dxa"/>
+              <w:top w:w="70" w:type="dxa"/>
+              <w:bottom w:w="70" w:type="dxa"/>
+              <w:left w:w="90" w:type="dxa"/>
+              <w:right w:w="90" w:type="dxa"/>
             </w:tcMar>
           </w:tcPr>
           <w:p>
@@ -444,14 +444,14 @@
         </w:trPr>
         <w:tc>
           <w:tcPr>
-            <w:tcW w:type="dxa" w:w="3010"/>
+            <w:tcW w:type="dxa" w:w="4987"/>
             <w:vAlign w:val="center"/>
             <w:shd w:fill="F2F5F9"/>
             <w:tcMar>
-              <w:top w:w="80" w:type="dxa"/>
-              <w:bottom w:w="80" w:type="dxa"/>
-              <w:left w:w="100" w:type="dxa"/>
-              <w:right w:w="100" w:type="dxa"/>
+              <w:top w:w="70" w:type="dxa"/>
+              <w:bottom w:w="70" w:type="dxa"/>
+              <w:left w:w="90" w:type="dxa"/>
+              <w:right w:w="90" w:type="dxa"/>
             </w:tcMar>
           </w:tcPr>
           <w:p>
@@ -472,14 +472,14 @@
         </w:tc>
         <w:tc>
           <w:tcPr>
-            <w:tcW w:type="dxa" w:w="3010"/>
+            <w:tcW w:type="dxa" w:w="4987"/>
             <w:vAlign w:val="center"/>
             <w:shd w:fill="F2F5F9"/>
             <w:tcMar>
-              <w:top w:w="80" w:type="dxa"/>
-              <w:bottom w:w="80" w:type="dxa"/>
-              <w:left w:w="100" w:type="dxa"/>
-              <w:right w:w="100" w:type="dxa"/>
+              <w:top w:w="70" w:type="dxa"/>
+              <w:bottom w:w="70" w:type="dxa"/>
+              <w:left w:w="90" w:type="dxa"/>
+              <w:right w:w="90" w:type="dxa"/>
             </w:tcMar>
           </w:tcPr>
           <w:p>
@@ -499,14 +499,14 @@
         </w:tc>
         <w:tc>
           <w:tcPr>
-            <w:tcW w:type="dxa" w:w="3010"/>
+            <w:tcW w:type="dxa" w:w="4987"/>
             <w:vAlign w:val="center"/>
             <w:shd w:fill="F2F5F9"/>
             <w:tcMar>
-              <w:top w:w="80" w:type="dxa"/>
-              <w:bottom w:w="80" w:type="dxa"/>
-              <w:left w:w="100" w:type="dxa"/>
-              <w:right w:w="100" w:type="dxa"/>
+              <w:top w:w="70" w:type="dxa"/>
+              <w:bottom w:w="70" w:type="dxa"/>
+              <w:left w:w="90" w:type="dxa"/>
+              <w:right w:w="90" w:type="dxa"/>
             </w:tcMar>
           </w:tcPr>
           <w:p>
@@ -548,14 +548,14 @@
         </w:trPr>
         <w:tc>
           <w:tcPr>
-            <w:tcW w:type="dxa" w:w="3010"/>
+            <w:tcW w:type="dxa" w:w="4987"/>
             <w:vAlign w:val="center"/>
             <w:shd w:fill="FFFFFF"/>
             <w:tcMar>
-              <w:top w:w="80" w:type="dxa"/>
-              <w:bottom w:w="80" w:type="dxa"/>
-              <w:left w:w="100" w:type="dxa"/>
-              <w:right w:w="100" w:type="dxa"/>
+              <w:top w:w="70" w:type="dxa"/>
+              <w:bottom w:w="70" w:type="dxa"/>
+              <w:left w:w="90" w:type="dxa"/>
+              <w:right w:w="90" w:type="dxa"/>
             </w:tcMar>
           </w:tcPr>
           <w:p>
@@ -576,14 +576,14 @@
         </w:tc>
         <w:tc>
           <w:tcPr>
-            <w:tcW w:type="dxa" w:w="3010"/>
+            <w:tcW w:type="dxa" w:w="4987"/>
             <w:vAlign w:val="center"/>
             <w:shd w:fill="FFFFFF"/>
             <w:tcMar>
-              <w:top w:w="80" w:type="dxa"/>
-              <w:bottom w:w="80" w:type="dxa"/>
-              <w:left w:w="100" w:type="dxa"/>
-              <w:right w:w="100" w:type="dxa"/>
+              <w:top w:w="70" w:type="dxa"/>
+              <w:bottom w:w="70" w:type="dxa"/>
+              <w:left w:w="90" w:type="dxa"/>
+              <w:right w:w="90" w:type="dxa"/>
             </w:tcMar>
           </w:tcPr>
           <w:p>
@@ -603,14 +603,14 @@
         </w:tc>
         <w:tc>
           <w:tcPr>
-            <w:tcW w:type="dxa" w:w="3010"/>
+            <w:tcW w:type="dxa" w:w="4987"/>
             <w:vAlign w:val="center"/>
             <w:shd w:fill="FFFFFF"/>
             <w:tcMar>
-              <w:top w:w="80" w:type="dxa"/>
-              <w:bottom w:w="80" w:type="dxa"/>
-              <w:left w:w="100" w:type="dxa"/>
-              <w:right w:w="100" w:type="dxa"/>
+              <w:top w:w="70" w:type="dxa"/>
+              <w:bottom w:w="70" w:type="dxa"/>
+              <w:left w:w="90" w:type="dxa"/>
+              <w:right w:w="90" w:type="dxa"/>
             </w:tcMar>
           </w:tcPr>
           <w:p>
@@ -669,14 +669,14 @@
         </w:trPr>
         <w:tc>
           <w:tcPr>
-            <w:tcW w:type="dxa" w:w="3010"/>
+            <w:tcW w:type="dxa" w:w="4987"/>
             <w:vAlign w:val="center"/>
             <w:shd w:fill="F2F5F9"/>
             <w:tcMar>
-              <w:top w:w="80" w:type="dxa"/>
-              <w:bottom w:w="80" w:type="dxa"/>
-              <w:left w:w="100" w:type="dxa"/>
-              <w:right w:w="100" w:type="dxa"/>
+              <w:top w:w="70" w:type="dxa"/>
+              <w:bottom w:w="70" w:type="dxa"/>
+              <w:left w:w="90" w:type="dxa"/>
+              <w:right w:w="90" w:type="dxa"/>
             </w:tcMar>
           </w:tcPr>
           <w:p>
@@ -697,14 +697,14 @@
         </w:tc>
         <w:tc>
           <w:tcPr>
-            <w:tcW w:type="dxa" w:w="3010"/>
+            <w:tcW w:type="dxa" w:w="4987"/>
             <w:vAlign w:val="center"/>
             <w:shd w:fill="F2F5F9"/>
             <w:tcMar>
-              <w:top w:w="80" w:type="dxa"/>
-              <w:bottom w:w="80" w:type="dxa"/>
-              <w:left w:w="100" w:type="dxa"/>
-              <w:right w:w="100" w:type="dxa"/>
+              <w:top w:w="70" w:type="dxa"/>
+              <w:bottom w:w="70" w:type="dxa"/>
+              <w:left w:w="90" w:type="dxa"/>
+              <w:right w:w="90" w:type="dxa"/>
             </w:tcMar>
           </w:tcPr>
           <w:p>
@@ -724,14 +724,14 @@
         </w:tc>
         <w:tc>
           <w:tcPr>
-            <w:tcW w:type="dxa" w:w="3010"/>
+            <w:tcW w:type="dxa" w:w="4987"/>
             <w:vAlign w:val="center"/>
             <w:shd w:fill="F2F5F9"/>
             <w:tcMar>
-              <w:top w:w="80" w:type="dxa"/>
-              <w:bottom w:w="80" w:type="dxa"/>
-              <w:left w:w="100" w:type="dxa"/>
-              <w:right w:w="100" w:type="dxa"/>
+              <w:top w:w="70" w:type="dxa"/>
+              <w:bottom w:w="70" w:type="dxa"/>
+              <w:left w:w="90" w:type="dxa"/>
+              <w:right w:w="90" w:type="dxa"/>
             </w:tcMar>
           </w:tcPr>
           <w:p>
@@ -770,7 +770,7 @@
     </w:tbl>
     <w:p>
       <w:pPr>
-        <w:spacing w:after="120"/>
+        <w:spacing w:after="100"/>
       </w:pPr>
     </w:p>
     <w:p>
@@ -802,9 +802,9 @@
       <w:r>
         <w:rPr>
           <w:color w:val="C8D2E1"/>
-          <w:sz w:val="16"/>
+          <w:sz w:val="14"/>
         </w:rPr>
-        <w:t>_________________________________________________________________________________</w:t>
+        <w:t>————————————————————————————————————————————————————————————————————————————————————————————————————————————————————————</w:t>
       </w:r>
     </w:p>
     <w:p>
@@ -883,9 +883,9 @@
         </w:tblBorders>
       </w:tblPr>
       <w:tblGrid>
-        <w:gridCol w:w="3010"/>
-        <w:gridCol w:w="3010"/>
-        <w:gridCol w:w="3010"/>
+        <w:gridCol w:w="4987"/>
+        <w:gridCol w:w="4987"/>
+        <w:gridCol w:w="4987"/>
       </w:tblGrid>
       <w:tr>
         <w:trPr>
@@ -895,7 +895,7 @@
         </w:trPr>
         <w:tc>
           <w:tcPr>
-            <w:tcW w:type="dxa" w:w="3010"/>
+            <w:tcW w:type="dxa" w:w="4987"/>
             <w:vAlign w:val="center"/>
             <w:shd w:fill="1F3864"/>
             <w:tcMar>
@@ -923,7 +923,7 @@
         </w:tc>
         <w:tc>
           <w:tcPr>
-            <w:tcW w:type="dxa" w:w="3010"/>
+            <w:tcW w:type="dxa" w:w="4987"/>
             <w:vAlign w:val="center"/>
             <w:shd w:fill="1F3864"/>
             <w:tcMar>
@@ -951,7 +951,7 @@
         </w:tc>
         <w:tc>
           <w:tcPr>
-            <w:tcW w:type="dxa" w:w="3010"/>
+            <w:tcW w:type="dxa" w:w="4987"/>
             <w:vAlign w:val="center"/>
             <w:shd w:fill="1F3864"/>
             <w:tcMar>
@@ -984,14 +984,14 @@
         </w:trPr>
         <w:tc>
           <w:tcPr>
-            <w:tcW w:type="dxa" w:w="3010"/>
+            <w:tcW w:type="dxa" w:w="4987"/>
             <w:vAlign w:val="center"/>
             <w:shd w:fill="FFFFFF"/>
             <w:tcMar>
-              <w:top w:w="80" w:type="dxa"/>
-              <w:bottom w:w="80" w:type="dxa"/>
-              <w:left w:w="100" w:type="dxa"/>
-              <w:right w:w="100" w:type="dxa"/>
+              <w:top w:w="70" w:type="dxa"/>
+              <w:bottom w:w="70" w:type="dxa"/>
+              <w:left w:w="90" w:type="dxa"/>
+              <w:right w:w="90" w:type="dxa"/>
             </w:tcMar>
           </w:tcPr>
           <w:p>
@@ -1012,14 +1012,14 @@
         </w:tc>
         <w:tc>
           <w:tcPr>
-            <w:tcW w:type="dxa" w:w="3010"/>
+            <w:tcW w:type="dxa" w:w="4987"/>
             <w:vAlign w:val="center"/>
             <w:shd w:fill="FFFFFF"/>
             <w:tcMar>
-              <w:top w:w="80" w:type="dxa"/>
-              <w:bottom w:w="80" w:type="dxa"/>
-              <w:left w:w="100" w:type="dxa"/>
-              <w:right w:w="100" w:type="dxa"/>
+              <w:top w:w="70" w:type="dxa"/>
+              <w:bottom w:w="70" w:type="dxa"/>
+              <w:left w:w="90" w:type="dxa"/>
+              <w:right w:w="90" w:type="dxa"/>
             </w:tcMar>
           </w:tcPr>
           <w:p>
@@ -1039,14 +1039,14 @@
         </w:tc>
         <w:tc>
           <w:tcPr>
-            <w:tcW w:type="dxa" w:w="3010"/>
+            <w:tcW w:type="dxa" w:w="4987"/>
             <w:vAlign w:val="center"/>
             <w:shd w:fill="FFFFFF"/>
             <w:tcMar>
-              <w:top w:w="80" w:type="dxa"/>
-              <w:bottom w:w="80" w:type="dxa"/>
-              <w:left w:w="100" w:type="dxa"/>
-              <w:right w:w="100" w:type="dxa"/>
+              <w:top w:w="70" w:type="dxa"/>
+              <w:bottom w:w="70" w:type="dxa"/>
+              <w:left w:w="90" w:type="dxa"/>
+              <w:right w:w="90" w:type="dxa"/>
             </w:tcMar>
           </w:tcPr>
           <w:p>
@@ -1111,14 +1111,14 @@
         </w:trPr>
         <w:tc>
           <w:tcPr>
-            <w:tcW w:type="dxa" w:w="3010"/>
+            <w:tcW w:type="dxa" w:w="4987"/>
             <w:vAlign w:val="center"/>
             <w:shd w:fill="F2F5F9"/>
             <w:tcMar>
-              <w:top w:w="80" w:type="dxa"/>
-              <w:bottom w:w="80" w:type="dxa"/>
-              <w:left w:w="100" w:type="dxa"/>
-              <w:right w:w="100" w:type="dxa"/>
+              <w:top w:w="70" w:type="dxa"/>
+              <w:bottom w:w="70" w:type="dxa"/>
+              <w:left w:w="90" w:type="dxa"/>
+              <w:right w:w="90" w:type="dxa"/>
             </w:tcMar>
           </w:tcPr>
           <w:p>
@@ -1139,14 +1139,14 @@
         </w:tc>
         <w:tc>
           <w:tcPr>
-            <w:tcW w:type="dxa" w:w="3010"/>
+            <w:tcW w:type="dxa" w:w="4987"/>
             <w:vAlign w:val="center"/>
             <w:shd w:fill="F2F5F9"/>
             <w:tcMar>
-              <w:top w:w="80" w:type="dxa"/>
-              <w:bottom w:w="80" w:type="dxa"/>
-              <w:left w:w="100" w:type="dxa"/>
-              <w:right w:w="100" w:type="dxa"/>
+              <w:top w:w="70" w:type="dxa"/>
+              <w:bottom w:w="70" w:type="dxa"/>
+              <w:left w:w="90" w:type="dxa"/>
+              <w:right w:w="90" w:type="dxa"/>
             </w:tcMar>
           </w:tcPr>
           <w:p>
@@ -1166,14 +1166,14 @@
         </w:tc>
         <w:tc>
           <w:tcPr>
-            <w:tcW w:type="dxa" w:w="3010"/>
+            <w:tcW w:type="dxa" w:w="4987"/>
             <w:vAlign w:val="center"/>
             <w:shd w:fill="F2F5F9"/>
             <w:tcMar>
-              <w:top w:w="80" w:type="dxa"/>
-              <w:bottom w:w="80" w:type="dxa"/>
-              <w:left w:w="100" w:type="dxa"/>
-              <w:right w:w="100" w:type="dxa"/>
+              <w:top w:w="70" w:type="dxa"/>
+              <w:bottom w:w="70" w:type="dxa"/>
+              <w:left w:w="90" w:type="dxa"/>
+              <w:right w:w="90" w:type="dxa"/>
             </w:tcMar>
           </w:tcPr>
           <w:p>
@@ -1222,14 +1222,14 @@
         </w:trPr>
         <w:tc>
           <w:tcPr>
-            <w:tcW w:type="dxa" w:w="3010"/>
+            <w:tcW w:type="dxa" w:w="4987"/>
             <w:vAlign w:val="center"/>
             <w:shd w:fill="FFFFFF"/>
             <w:tcMar>
-              <w:top w:w="80" w:type="dxa"/>
-              <w:bottom w:w="80" w:type="dxa"/>
-              <w:left w:w="100" w:type="dxa"/>
-              <w:right w:w="100" w:type="dxa"/>
+              <w:top w:w="70" w:type="dxa"/>
+              <w:bottom w:w="70" w:type="dxa"/>
+              <w:left w:w="90" w:type="dxa"/>
+              <w:right w:w="90" w:type="dxa"/>
             </w:tcMar>
           </w:tcPr>
           <w:p>
@@ -1250,14 +1250,14 @@
         </w:tc>
         <w:tc>
           <w:tcPr>
-            <w:tcW w:type="dxa" w:w="3010"/>
+            <w:tcW w:type="dxa" w:w="4987"/>
             <w:vAlign w:val="center"/>
             <w:shd w:fill="FFFFFF"/>
             <w:tcMar>
-              <w:top w:w="80" w:type="dxa"/>
-              <w:bottom w:w="80" w:type="dxa"/>
-              <w:left w:w="100" w:type="dxa"/>
-              <w:right w:w="100" w:type="dxa"/>
+              <w:top w:w="70" w:type="dxa"/>
+              <w:bottom w:w="70" w:type="dxa"/>
+              <w:left w:w="90" w:type="dxa"/>
+              <w:right w:w="90" w:type="dxa"/>
             </w:tcMar>
           </w:tcPr>
           <w:p>
@@ -1277,14 +1277,14 @@
         </w:tc>
         <w:tc>
           <w:tcPr>
-            <w:tcW w:type="dxa" w:w="3010"/>
+            <w:tcW w:type="dxa" w:w="4987"/>
             <w:vAlign w:val="center"/>
             <w:shd w:fill="FFFFFF"/>
             <w:tcMar>
-              <w:top w:w="80" w:type="dxa"/>
-              <w:bottom w:w="80" w:type="dxa"/>
-              <w:left w:w="100" w:type="dxa"/>
-              <w:right w:w="100" w:type="dxa"/>
+              <w:top w:w="70" w:type="dxa"/>
+              <w:bottom w:w="70" w:type="dxa"/>
+              <w:left w:w="90" w:type="dxa"/>
+              <w:right w:w="90" w:type="dxa"/>
             </w:tcMar>
           </w:tcPr>
           <w:p>
@@ -1309,14 +1309,14 @@
         </w:trPr>
         <w:tc>
           <w:tcPr>
-            <w:tcW w:type="dxa" w:w="3010"/>
+            <w:tcW w:type="dxa" w:w="4987"/>
             <w:vAlign w:val="center"/>
             <w:shd w:fill="F2F5F9"/>
             <w:tcMar>
-              <w:top w:w="80" w:type="dxa"/>
-              <w:bottom w:w="80" w:type="dxa"/>
-              <w:left w:w="100" w:type="dxa"/>
-              <w:right w:w="100" w:type="dxa"/>
+              <w:top w:w="70" w:type="dxa"/>
+              <w:bottom w:w="70" w:type="dxa"/>
+              <w:left w:w="90" w:type="dxa"/>
+              <w:right w:w="90" w:type="dxa"/>
             </w:tcMar>
           </w:tcPr>
           <w:p>
@@ -1337,14 +1337,14 @@
         </w:tc>
         <w:tc>
           <w:tcPr>
-            <w:tcW w:type="dxa" w:w="3010"/>
+            <w:tcW w:type="dxa" w:w="4987"/>
             <w:vAlign w:val="center"/>
             <w:shd w:fill="F2F5F9"/>
             <w:tcMar>
-              <w:top w:w="80" w:type="dxa"/>
-              <w:bottom w:w="80" w:type="dxa"/>
-              <w:left w:w="100" w:type="dxa"/>
-              <w:right w:w="100" w:type="dxa"/>
+              <w:top w:w="70" w:type="dxa"/>
+              <w:bottom w:w="70" w:type="dxa"/>
+              <w:left w:w="90" w:type="dxa"/>
+              <w:right w:w="90" w:type="dxa"/>
             </w:tcMar>
           </w:tcPr>
           <w:p>
@@ -1364,14 +1364,14 @@
         </w:tc>
         <w:tc>
           <w:tcPr>
-            <w:tcW w:type="dxa" w:w="3010"/>
+            <w:tcW w:type="dxa" w:w="4987"/>
             <w:vAlign w:val="center"/>
             <w:shd w:fill="F2F5F9"/>
             <w:tcMar>
-              <w:top w:w="80" w:type="dxa"/>
-              <w:bottom w:w="80" w:type="dxa"/>
-              <w:left w:w="100" w:type="dxa"/>
-              <w:right w:w="100" w:type="dxa"/>
+              <w:top w:w="70" w:type="dxa"/>
+              <w:bottom w:w="70" w:type="dxa"/>
+              <w:left w:w="90" w:type="dxa"/>
+              <w:right w:w="90" w:type="dxa"/>
             </w:tcMar>
           </w:tcPr>
           <w:p>
@@ -1404,14 +1404,14 @@
         </w:trPr>
         <w:tc>
           <w:tcPr>
-            <w:tcW w:type="dxa" w:w="3010"/>
+            <w:tcW w:type="dxa" w:w="4987"/>
             <w:vAlign w:val="center"/>
             <w:shd w:fill="FFFFFF"/>
             <w:tcMar>
-              <w:top w:w="80" w:type="dxa"/>
-              <w:bottom w:w="80" w:type="dxa"/>
-              <w:left w:w="100" w:type="dxa"/>
-              <w:right w:w="100" w:type="dxa"/>
+              <w:top w:w="70" w:type="dxa"/>
+              <w:bottom w:w="70" w:type="dxa"/>
+              <w:left w:w="90" w:type="dxa"/>
+              <w:right w:w="90" w:type="dxa"/>
             </w:tcMar>
           </w:tcPr>
           <w:p>
@@ -1432,14 +1432,14 @@
         </w:tc>
         <w:tc>
           <w:tcPr>
-            <w:tcW w:type="dxa" w:w="3010"/>
+            <w:tcW w:type="dxa" w:w="4987"/>
             <w:vAlign w:val="center"/>
             <w:shd w:fill="FFFFFF"/>
             <w:tcMar>
-              <w:top w:w="80" w:type="dxa"/>
-              <w:bottom w:w="80" w:type="dxa"/>
-              <w:left w:w="100" w:type="dxa"/>
-              <w:right w:w="100" w:type="dxa"/>
+              <w:top w:w="70" w:type="dxa"/>
+              <w:bottom w:w="70" w:type="dxa"/>
+              <w:left w:w="90" w:type="dxa"/>
+              <w:right w:w="90" w:type="dxa"/>
             </w:tcMar>
           </w:tcPr>
           <w:p>
@@ -1459,14 +1459,14 @@
         </w:tc>
         <w:tc>
           <w:tcPr>
-            <w:tcW w:type="dxa" w:w="3010"/>
+            <w:tcW w:type="dxa" w:w="4987"/>
             <w:vAlign w:val="center"/>
             <w:shd w:fill="FFFFFF"/>
             <w:tcMar>
-              <w:top w:w="80" w:type="dxa"/>
-              <w:bottom w:w="80" w:type="dxa"/>
-              <w:left w:w="100" w:type="dxa"/>
-              <w:right w:w="100" w:type="dxa"/>
+              <w:top w:w="70" w:type="dxa"/>
+              <w:bottom w:w="70" w:type="dxa"/>
+              <w:left w:w="90" w:type="dxa"/>
+              <w:right w:w="90" w:type="dxa"/>
             </w:tcMar>
           </w:tcPr>
           <w:p>
@@ -1491,14 +1491,14 @@
         </w:trPr>
         <w:tc>
           <w:tcPr>
-            <w:tcW w:type="dxa" w:w="3010"/>
+            <w:tcW w:type="dxa" w:w="4987"/>
             <w:vAlign w:val="center"/>
             <w:shd w:fill="F2F5F9"/>
             <w:tcMar>
-              <w:top w:w="80" w:type="dxa"/>
-              <w:bottom w:w="80" w:type="dxa"/>
-              <w:left w:w="100" w:type="dxa"/>
-              <w:right w:w="100" w:type="dxa"/>
+              <w:top w:w="70" w:type="dxa"/>
+              <w:bottom w:w="70" w:type="dxa"/>
+              <w:left w:w="90" w:type="dxa"/>
+              <w:right w:w="90" w:type="dxa"/>
             </w:tcMar>
           </w:tcPr>
           <w:p>
@@ -1519,14 +1519,14 @@
         </w:tc>
         <w:tc>
           <w:tcPr>
-            <w:tcW w:type="dxa" w:w="3010"/>
+            <w:tcW w:type="dxa" w:w="4987"/>
             <w:vAlign w:val="center"/>
             <w:shd w:fill="F2F5F9"/>
             <w:tcMar>
-              <w:top w:w="80" w:type="dxa"/>
-              <w:bottom w:w="80" w:type="dxa"/>
-              <w:left w:w="100" w:type="dxa"/>
-              <w:right w:w="100" w:type="dxa"/>
+              <w:top w:w="70" w:type="dxa"/>
+              <w:bottom w:w="70" w:type="dxa"/>
+              <w:left w:w="90" w:type="dxa"/>
+              <w:right w:w="90" w:type="dxa"/>
             </w:tcMar>
           </w:tcPr>
           <w:p>
@@ -1546,14 +1546,14 @@
         </w:tc>
         <w:tc>
           <w:tcPr>
-            <w:tcW w:type="dxa" w:w="3010"/>
+            <w:tcW w:type="dxa" w:w="4987"/>
             <w:vAlign w:val="center"/>
             <w:shd w:fill="F2F5F9"/>
             <w:tcMar>
-              <w:top w:w="80" w:type="dxa"/>
-              <w:bottom w:w="80" w:type="dxa"/>
-              <w:left w:w="100" w:type="dxa"/>
-              <w:right w:w="100" w:type="dxa"/>
+              <w:top w:w="70" w:type="dxa"/>
+              <w:bottom w:w="70" w:type="dxa"/>
+              <w:left w:w="90" w:type="dxa"/>
+              <w:right w:w="90" w:type="dxa"/>
             </w:tcMar>
           </w:tcPr>
           <w:p>
@@ -1578,14 +1578,14 @@
         </w:trPr>
         <w:tc>
           <w:tcPr>
-            <w:tcW w:type="dxa" w:w="3010"/>
+            <w:tcW w:type="dxa" w:w="4987"/>
             <w:vAlign w:val="center"/>
             <w:shd w:fill="FFFFFF"/>
             <w:tcMar>
-              <w:top w:w="80" w:type="dxa"/>
-              <w:bottom w:w="80" w:type="dxa"/>
-              <w:left w:w="100" w:type="dxa"/>
-              <w:right w:w="100" w:type="dxa"/>
+              <w:top w:w="70" w:type="dxa"/>
+              <w:bottom w:w="70" w:type="dxa"/>
+              <w:left w:w="90" w:type="dxa"/>
+              <w:right w:w="90" w:type="dxa"/>
             </w:tcMar>
           </w:tcPr>
           <w:p>
@@ -1606,14 +1606,14 @@
         </w:tc>
         <w:tc>
           <w:tcPr>
-            <w:tcW w:type="dxa" w:w="3010"/>
+            <w:tcW w:type="dxa" w:w="4987"/>
             <w:vAlign w:val="center"/>
             <w:shd w:fill="FFFFFF"/>
             <w:tcMar>
-              <w:top w:w="80" w:type="dxa"/>
-              <w:bottom w:w="80" w:type="dxa"/>
-              <w:left w:w="100" w:type="dxa"/>
-              <w:right w:w="100" w:type="dxa"/>
+              <w:top w:w="70" w:type="dxa"/>
+              <w:bottom w:w="70" w:type="dxa"/>
+              <w:left w:w="90" w:type="dxa"/>
+              <w:right w:w="90" w:type="dxa"/>
             </w:tcMar>
           </w:tcPr>
           <w:p>
@@ -1633,14 +1633,14 @@
         </w:tc>
         <w:tc>
           <w:tcPr>
-            <w:tcW w:type="dxa" w:w="3010"/>
+            <w:tcW w:type="dxa" w:w="4987"/>
             <w:vAlign w:val="center"/>
             <w:shd w:fill="FFFFFF"/>
             <w:tcMar>
-              <w:top w:w="80" w:type="dxa"/>
-              <w:bottom w:w="80" w:type="dxa"/>
-              <w:left w:w="100" w:type="dxa"/>
-              <w:right w:w="100" w:type="dxa"/>
+              <w:top w:w="70" w:type="dxa"/>
+              <w:bottom w:w="70" w:type="dxa"/>
+              <w:left w:w="90" w:type="dxa"/>
+              <w:right w:w="90" w:type="dxa"/>
             </w:tcMar>
           </w:tcPr>
           <w:p>
@@ -1662,7 +1662,7 @@
     </w:tbl>
     <w:p>
       <w:pPr>
-        <w:spacing w:after="120"/>
+        <w:spacing w:after="100"/>
       </w:pPr>
     </w:p>
     <w:p>
@@ -1764,9 +1764,9 @@
       <w:r>
         <w:rPr>
           <w:color w:val="C8D2E1"/>
-          <w:sz w:val="16"/>
+          <w:sz w:val="14"/>
         </w:rPr>
-        <w:t>_________________________________________________________________________________</w:t>
+        <w:t>————————————————————————————————————————————————————————————————————————————————————————————————————————————————————————</w:t>
       </w:r>
     </w:p>
     <w:p>
@@ -1815,9 +1815,9 @@
         </w:tblBorders>
       </w:tblPr>
       <w:tblGrid>
-        <w:gridCol w:w="3010"/>
-        <w:gridCol w:w="3010"/>
-        <w:gridCol w:w="3010"/>
+        <w:gridCol w:w="4987"/>
+        <w:gridCol w:w="4987"/>
+        <w:gridCol w:w="4987"/>
       </w:tblGrid>
       <w:tr>
         <w:trPr>
@@ -1827,7 +1827,7 @@
         </w:trPr>
         <w:tc>
           <w:tcPr>
-            <w:tcW w:type="dxa" w:w="3010"/>
+            <w:tcW w:type="dxa" w:w="4987"/>
             <w:vAlign w:val="center"/>
             <w:shd w:fill="1F3864"/>
             <w:tcMar>
@@ -1855,7 +1855,7 @@
         </w:tc>
         <w:tc>
           <w:tcPr>
-            <w:tcW w:type="dxa" w:w="3010"/>
+            <w:tcW w:type="dxa" w:w="4987"/>
             <w:vAlign w:val="center"/>
             <w:shd w:fill="1F3864"/>
             <w:tcMar>
@@ -1883,7 +1883,7 @@
         </w:tc>
         <w:tc>
           <w:tcPr>
-            <w:tcW w:type="dxa" w:w="3010"/>
+            <w:tcW w:type="dxa" w:w="4987"/>
             <w:vAlign w:val="center"/>
             <w:shd w:fill="1F3864"/>
             <w:tcMar>
@@ -1916,14 +1916,14 @@
         </w:trPr>
         <w:tc>
           <w:tcPr>
-            <w:tcW w:type="dxa" w:w="3010"/>
+            <w:tcW w:type="dxa" w:w="4987"/>
             <w:vAlign w:val="center"/>
             <w:shd w:fill="FFFFFF"/>
             <w:tcMar>
-              <w:top w:w="80" w:type="dxa"/>
-              <w:bottom w:w="80" w:type="dxa"/>
-              <w:left w:w="100" w:type="dxa"/>
-              <w:right w:w="100" w:type="dxa"/>
+              <w:top w:w="70" w:type="dxa"/>
+              <w:bottom w:w="70" w:type="dxa"/>
+              <w:left w:w="90" w:type="dxa"/>
+              <w:right w:w="90" w:type="dxa"/>
             </w:tcMar>
           </w:tcPr>
           <w:p>
@@ -1943,14 +1943,14 @@
         </w:tc>
         <w:tc>
           <w:tcPr>
-            <w:tcW w:type="dxa" w:w="3010"/>
+            <w:tcW w:type="dxa" w:w="4987"/>
             <w:vAlign w:val="center"/>
             <w:shd w:fill="FFFFFF"/>
             <w:tcMar>
-              <w:top w:w="80" w:type="dxa"/>
-              <w:bottom w:w="80" w:type="dxa"/>
-              <w:left w:w="100" w:type="dxa"/>
-              <w:right w:w="100" w:type="dxa"/>
+              <w:top w:w="70" w:type="dxa"/>
+              <w:bottom w:w="70" w:type="dxa"/>
+              <w:left w:w="90" w:type="dxa"/>
+              <w:right w:w="90" w:type="dxa"/>
             </w:tcMar>
           </w:tcPr>
           <w:p>
@@ -1970,14 +1970,14 @@
         </w:tc>
         <w:tc>
           <w:tcPr>
-            <w:tcW w:type="dxa" w:w="3010"/>
+            <w:tcW w:type="dxa" w:w="4987"/>
             <w:vAlign w:val="center"/>
             <w:shd w:fill="FFFFFF"/>
             <w:tcMar>
-              <w:top w:w="80" w:type="dxa"/>
-              <w:bottom w:w="80" w:type="dxa"/>
-              <w:left w:w="100" w:type="dxa"/>
-              <w:right w:w="100" w:type="dxa"/>
+              <w:top w:w="70" w:type="dxa"/>
+              <w:bottom w:w="70" w:type="dxa"/>
+              <w:left w:w="90" w:type="dxa"/>
+              <w:right w:w="90" w:type="dxa"/>
             </w:tcMar>
           </w:tcPr>
           <w:p>
@@ -2002,14 +2002,14 @@
         </w:trPr>
         <w:tc>
           <w:tcPr>
-            <w:tcW w:type="dxa" w:w="3010"/>
+            <w:tcW w:type="dxa" w:w="4987"/>
             <w:vAlign w:val="center"/>
             <w:shd w:fill="F2F5F9"/>
             <w:tcMar>
-              <w:top w:w="80" w:type="dxa"/>
-              <w:bottom w:w="80" w:type="dxa"/>
-              <w:left w:w="100" w:type="dxa"/>
-              <w:right w:w="100" w:type="dxa"/>
+              <w:top w:w="70" w:type="dxa"/>
+              <w:bottom w:w="70" w:type="dxa"/>
+              <w:left w:w="90" w:type="dxa"/>
+              <w:right w:w="90" w:type="dxa"/>
             </w:tcMar>
           </w:tcPr>
           <w:p>
@@ -2029,14 +2029,14 @@
         </w:tc>
         <w:tc>
           <w:tcPr>
-            <w:tcW w:type="dxa" w:w="3010"/>
+            <w:tcW w:type="dxa" w:w="4987"/>
             <w:vAlign w:val="center"/>
             <w:shd w:fill="F2F5F9"/>
             <w:tcMar>
-              <w:top w:w="80" w:type="dxa"/>
-              <w:bottom w:w="80" w:type="dxa"/>
-              <w:left w:w="100" w:type="dxa"/>
-              <w:right w:w="100" w:type="dxa"/>
+              <w:top w:w="70" w:type="dxa"/>
+              <w:bottom w:w="70" w:type="dxa"/>
+              <w:left w:w="90" w:type="dxa"/>
+              <w:right w:w="90" w:type="dxa"/>
             </w:tcMar>
           </w:tcPr>
           <w:p>
@@ -2082,14 +2082,14 @@
         </w:tc>
         <w:tc>
           <w:tcPr>
-            <w:tcW w:type="dxa" w:w="3010"/>
+            <w:tcW w:type="dxa" w:w="4987"/>
             <w:vAlign w:val="center"/>
             <w:shd w:fill="F2F5F9"/>
             <w:tcMar>
-              <w:top w:w="80" w:type="dxa"/>
-              <w:bottom w:w="80" w:type="dxa"/>
-              <w:left w:w="100" w:type="dxa"/>
-              <w:right w:w="100" w:type="dxa"/>
+              <w:top w:w="70" w:type="dxa"/>
+              <w:bottom w:w="70" w:type="dxa"/>
+              <w:left w:w="90" w:type="dxa"/>
+              <w:right w:w="90" w:type="dxa"/>
             </w:tcMar>
           </w:tcPr>
           <w:p>
@@ -2131,14 +2131,14 @@
         </w:trPr>
         <w:tc>
           <w:tcPr>
-            <w:tcW w:type="dxa" w:w="3010"/>
+            <w:tcW w:type="dxa" w:w="4987"/>
             <w:vAlign w:val="center"/>
             <w:shd w:fill="FFFFFF"/>
             <w:tcMar>
-              <w:top w:w="80" w:type="dxa"/>
-              <w:bottom w:w="80" w:type="dxa"/>
-              <w:left w:w="100" w:type="dxa"/>
-              <w:right w:w="100" w:type="dxa"/>
+              <w:top w:w="70" w:type="dxa"/>
+              <w:bottom w:w="70" w:type="dxa"/>
+              <w:left w:w="90" w:type="dxa"/>
+              <w:right w:w="90" w:type="dxa"/>
             </w:tcMar>
           </w:tcPr>
           <w:p>
@@ -2159,14 +2159,14 @@
         </w:tc>
         <w:tc>
           <w:tcPr>
-            <w:tcW w:type="dxa" w:w="3010"/>
+            <w:tcW w:type="dxa" w:w="4987"/>
             <w:vAlign w:val="center"/>
             <w:shd w:fill="FFFFFF"/>
             <w:tcMar>
-              <w:top w:w="80" w:type="dxa"/>
-              <w:bottom w:w="80" w:type="dxa"/>
-              <w:left w:w="100" w:type="dxa"/>
-              <w:right w:w="100" w:type="dxa"/>
+              <w:top w:w="70" w:type="dxa"/>
+              <w:bottom w:w="70" w:type="dxa"/>
+              <w:left w:w="90" w:type="dxa"/>
+              <w:right w:w="90" w:type="dxa"/>
             </w:tcMar>
           </w:tcPr>
           <w:p>
@@ -2212,14 +2212,14 @@
         </w:tc>
         <w:tc>
           <w:tcPr>
-            <w:tcW w:type="dxa" w:w="3010"/>
+            <w:tcW w:type="dxa" w:w="4987"/>
             <w:vAlign w:val="center"/>
             <w:shd w:fill="FFFFFF"/>
             <w:tcMar>
-              <w:top w:w="80" w:type="dxa"/>
-              <w:bottom w:w="80" w:type="dxa"/>
-              <w:left w:w="100" w:type="dxa"/>
-              <w:right w:w="100" w:type="dxa"/>
+              <w:top w:w="70" w:type="dxa"/>
+              <w:bottom w:w="70" w:type="dxa"/>
+              <w:left w:w="90" w:type="dxa"/>
+              <w:right w:w="90" w:type="dxa"/>
             </w:tcMar>
           </w:tcPr>
           <w:p>
@@ -2244,14 +2244,14 @@
         </w:trPr>
         <w:tc>
           <w:tcPr>
-            <w:tcW w:type="dxa" w:w="3010"/>
+            <w:tcW w:type="dxa" w:w="4987"/>
             <w:vAlign w:val="center"/>
             <w:shd w:fill="F2F5F9"/>
             <w:tcMar>
-              <w:top w:w="80" w:type="dxa"/>
-              <w:bottom w:w="80" w:type="dxa"/>
-              <w:left w:w="100" w:type="dxa"/>
-              <w:right w:w="100" w:type="dxa"/>
+              <w:top w:w="70" w:type="dxa"/>
+              <w:bottom w:w="70" w:type="dxa"/>
+              <w:left w:w="90" w:type="dxa"/>
+              <w:right w:w="90" w:type="dxa"/>
             </w:tcMar>
           </w:tcPr>
           <w:p>
@@ -2271,14 +2271,14 @@
         </w:tc>
         <w:tc>
           <w:tcPr>
-            <w:tcW w:type="dxa" w:w="3010"/>
+            <w:tcW w:type="dxa" w:w="4987"/>
             <w:vAlign w:val="center"/>
             <w:shd w:fill="F2F5F9"/>
             <w:tcMar>
-              <w:top w:w="80" w:type="dxa"/>
-              <w:bottom w:w="80" w:type="dxa"/>
-              <w:left w:w="100" w:type="dxa"/>
-              <w:right w:w="100" w:type="dxa"/>
+              <w:top w:w="70" w:type="dxa"/>
+              <w:bottom w:w="70" w:type="dxa"/>
+              <w:left w:w="90" w:type="dxa"/>
+              <w:right w:w="90" w:type="dxa"/>
             </w:tcMar>
           </w:tcPr>
           <w:p>
@@ -2298,14 +2298,14 @@
         </w:tc>
         <w:tc>
           <w:tcPr>
-            <w:tcW w:type="dxa" w:w="3010"/>
+            <w:tcW w:type="dxa" w:w="4987"/>
             <w:vAlign w:val="center"/>
             <w:shd w:fill="F2F5F9"/>
             <w:tcMar>
-              <w:top w:w="80" w:type="dxa"/>
-              <w:bottom w:w="80" w:type="dxa"/>
-              <w:left w:w="100" w:type="dxa"/>
-              <w:right w:w="100" w:type="dxa"/>
+              <w:top w:w="70" w:type="dxa"/>
+              <w:bottom w:w="70" w:type="dxa"/>
+              <w:left w:w="90" w:type="dxa"/>
+              <w:right w:w="90" w:type="dxa"/>
             </w:tcMar>
           </w:tcPr>
           <w:p>
@@ -2327,7 +2327,7 @@
     </w:tbl>
     <w:p>
       <w:pPr>
-        <w:spacing w:after="120"/>
+        <w:spacing w:after="100"/>
       </w:pPr>
     </w:p>
     <w:p>
@@ -2417,9 +2417,9 @@
         </w:tblBorders>
       </w:tblPr>
       <w:tblGrid>
-        <w:gridCol w:w="3010"/>
-        <w:gridCol w:w="3010"/>
-        <w:gridCol w:w="3010"/>
+        <w:gridCol w:w="4987"/>
+        <w:gridCol w:w="4987"/>
+        <w:gridCol w:w="4987"/>
       </w:tblGrid>
       <w:tr>
         <w:trPr>
@@ -2429,7 +2429,7 @@
         </w:trPr>
         <w:tc>
           <w:tcPr>
-            <w:tcW w:type="dxa" w:w="3010"/>
+            <w:tcW w:type="dxa" w:w="4987"/>
             <w:vAlign w:val="center"/>
             <w:shd w:fill="1F3864"/>
             <w:tcMar>
@@ -2457,7 +2457,7 @@
         </w:tc>
         <w:tc>
           <w:tcPr>
-            <w:tcW w:type="dxa" w:w="3010"/>
+            <w:tcW w:type="dxa" w:w="4987"/>
             <w:vAlign w:val="center"/>
             <w:shd w:fill="1F3864"/>
             <w:tcMar>
@@ -2485,7 +2485,7 @@
         </w:tc>
         <w:tc>
           <w:tcPr>
-            <w:tcW w:type="dxa" w:w="3010"/>
+            <w:tcW w:type="dxa" w:w="4987"/>
             <w:vAlign w:val="center"/>
             <w:shd w:fill="1F3864"/>
             <w:tcMar>
@@ -2518,14 +2518,14 @@
         </w:trPr>
         <w:tc>
           <w:tcPr>
-            <w:tcW w:type="dxa" w:w="3010"/>
+            <w:tcW w:type="dxa" w:w="4987"/>
             <w:vAlign w:val="center"/>
             <w:shd w:fill="FFFFFF"/>
             <w:tcMar>
-              <w:top w:w="80" w:type="dxa"/>
-              <w:bottom w:w="80" w:type="dxa"/>
-              <w:left w:w="100" w:type="dxa"/>
-              <w:right w:w="100" w:type="dxa"/>
+              <w:top w:w="70" w:type="dxa"/>
+              <w:bottom w:w="70" w:type="dxa"/>
+              <w:left w:w="90" w:type="dxa"/>
+              <w:right w:w="90" w:type="dxa"/>
             </w:tcMar>
           </w:tcPr>
           <w:p>
@@ -2554,14 +2554,14 @@
         </w:tc>
         <w:tc>
           <w:tcPr>
-            <w:tcW w:type="dxa" w:w="3010"/>
+            <w:tcW w:type="dxa" w:w="4987"/>
             <w:vAlign w:val="center"/>
             <w:shd w:fill="FFFFFF"/>
             <w:tcMar>
-              <w:top w:w="80" w:type="dxa"/>
-              <w:bottom w:w="80" w:type="dxa"/>
-              <w:left w:w="100" w:type="dxa"/>
-              <w:right w:w="100" w:type="dxa"/>
+              <w:top w:w="70" w:type="dxa"/>
+              <w:bottom w:w="70" w:type="dxa"/>
+              <w:left w:w="90" w:type="dxa"/>
+              <w:right w:w="90" w:type="dxa"/>
             </w:tcMar>
           </w:tcPr>
           <w:p>
@@ -2581,14 +2581,14 @@
         </w:tc>
         <w:tc>
           <w:tcPr>
-            <w:tcW w:type="dxa" w:w="3010"/>
+            <w:tcW w:type="dxa" w:w="4987"/>
             <w:vAlign w:val="center"/>
             <w:shd w:fill="FFFFFF"/>
             <w:tcMar>
-              <w:top w:w="80" w:type="dxa"/>
-              <w:bottom w:w="80" w:type="dxa"/>
-              <w:left w:w="100" w:type="dxa"/>
-              <w:right w:w="100" w:type="dxa"/>
+              <w:top w:w="70" w:type="dxa"/>
+              <w:bottom w:w="70" w:type="dxa"/>
+              <w:left w:w="90" w:type="dxa"/>
+              <w:right w:w="90" w:type="dxa"/>
             </w:tcMar>
           </w:tcPr>
           <w:p>
@@ -2613,14 +2613,14 @@
         </w:trPr>
         <w:tc>
           <w:tcPr>
-            <w:tcW w:type="dxa" w:w="3010"/>
+            <w:tcW w:type="dxa" w:w="4987"/>
             <w:vAlign w:val="center"/>
             <w:shd w:fill="F2F5F9"/>
             <w:tcMar>
-              <w:top w:w="80" w:type="dxa"/>
-              <w:bottom w:w="80" w:type="dxa"/>
-              <w:left w:w="100" w:type="dxa"/>
-              <w:right w:w="100" w:type="dxa"/>
+              <w:top w:w="70" w:type="dxa"/>
+              <w:bottom w:w="70" w:type="dxa"/>
+              <w:left w:w="90" w:type="dxa"/>
+              <w:right w:w="90" w:type="dxa"/>
             </w:tcMar>
           </w:tcPr>
           <w:p>
@@ -2641,14 +2641,14 @@
         </w:tc>
         <w:tc>
           <w:tcPr>
-            <w:tcW w:type="dxa" w:w="3010"/>
+            <w:tcW w:type="dxa" w:w="4987"/>
             <w:vAlign w:val="center"/>
             <w:shd w:fill="F2F5F9"/>
             <w:tcMar>
-              <w:top w:w="80" w:type="dxa"/>
-              <w:bottom w:w="80" w:type="dxa"/>
-              <w:left w:w="100" w:type="dxa"/>
-              <w:right w:w="100" w:type="dxa"/>
+              <w:top w:w="70" w:type="dxa"/>
+              <w:bottom w:w="70" w:type="dxa"/>
+              <w:left w:w="90" w:type="dxa"/>
+              <w:right w:w="90" w:type="dxa"/>
             </w:tcMar>
           </w:tcPr>
           <w:p>
@@ -2668,14 +2668,14 @@
         </w:tc>
         <w:tc>
           <w:tcPr>
-            <w:tcW w:type="dxa" w:w="3010"/>
+            <w:tcW w:type="dxa" w:w="4987"/>
             <w:vAlign w:val="center"/>
             <w:shd w:fill="F2F5F9"/>
             <w:tcMar>
-              <w:top w:w="80" w:type="dxa"/>
-              <w:bottom w:w="80" w:type="dxa"/>
-              <w:left w:w="100" w:type="dxa"/>
-              <w:right w:w="100" w:type="dxa"/>
+              <w:top w:w="70" w:type="dxa"/>
+              <w:bottom w:w="70" w:type="dxa"/>
+              <w:left w:w="90" w:type="dxa"/>
+              <w:right w:w="90" w:type="dxa"/>
             </w:tcMar>
           </w:tcPr>
           <w:p>
@@ -2697,7 +2697,7 @@
     </w:tbl>
     <w:p>
       <w:pPr>
-        <w:spacing w:after="120"/>
+        <w:spacing w:after="100"/>
       </w:pPr>
     </w:p>
     <w:p>
@@ -2707,9 +2707,9 @@
       <w:r>
         <w:rPr>
           <w:color w:val="C8D2E1"/>
-          <w:sz w:val="16"/>
+          <w:sz w:val="14"/>
         </w:rPr>
-        <w:t>_________________________________________________________________________________</w:t>
+        <w:t>————————————————————————————————————————————————————————————————————————————————————————————————————————————————————————</w:t>
       </w:r>
     </w:p>
     <w:p>
@@ -2773,9 +2773,9 @@
         </w:tblBorders>
       </w:tblPr>
       <w:tblGrid>
-        <w:gridCol w:w="3010"/>
-        <w:gridCol w:w="3010"/>
-        <w:gridCol w:w="3010"/>
+        <w:gridCol w:w="4987"/>
+        <w:gridCol w:w="4987"/>
+        <w:gridCol w:w="4987"/>
       </w:tblGrid>
       <w:tr>
         <w:trPr>
@@ -2785,7 +2785,7 @@
         </w:trPr>
         <w:tc>
           <w:tcPr>
-            <w:tcW w:type="dxa" w:w="3010"/>
+            <w:tcW w:type="dxa" w:w="4987"/>
             <w:vAlign w:val="center"/>
             <w:shd w:fill="1F3864"/>
             <w:tcMar>
@@ -2813,7 +2813,7 @@
         </w:tc>
         <w:tc>
           <w:tcPr>
-            <w:tcW w:type="dxa" w:w="3010"/>
+            <w:tcW w:type="dxa" w:w="4987"/>
             <w:vAlign w:val="center"/>
             <w:shd w:fill="1F3864"/>
             <w:tcMar>
@@ -2841,7 +2841,7 @@
         </w:tc>
         <w:tc>
           <w:tcPr>
-            <w:tcW w:type="dxa" w:w="3010"/>
+            <w:tcW w:type="dxa" w:w="4987"/>
             <w:vAlign w:val="center"/>
             <w:shd w:fill="1F3864"/>
             <w:tcMar>
@@ -2874,14 +2874,14 @@
         </w:trPr>
         <w:tc>
           <w:tcPr>
-            <w:tcW w:type="dxa" w:w="3010"/>
+            <w:tcW w:type="dxa" w:w="4987"/>
             <w:vAlign w:val="center"/>
             <w:shd w:fill="FFFFFF"/>
             <w:tcMar>
-              <w:top w:w="80" w:type="dxa"/>
-              <w:bottom w:w="80" w:type="dxa"/>
-              <w:left w:w="100" w:type="dxa"/>
-              <w:right w:w="100" w:type="dxa"/>
+              <w:top w:w="70" w:type="dxa"/>
+              <w:bottom w:w="70" w:type="dxa"/>
+              <w:left w:w="90" w:type="dxa"/>
+              <w:right w:w="90" w:type="dxa"/>
             </w:tcMar>
           </w:tcPr>
           <w:p>
@@ -2902,14 +2902,14 @@
         </w:tc>
         <w:tc>
           <w:tcPr>
-            <w:tcW w:type="dxa" w:w="3010"/>
+            <w:tcW w:type="dxa" w:w="4987"/>
             <w:vAlign w:val="center"/>
             <w:shd w:fill="FFFFFF"/>
             <w:tcMar>
-              <w:top w:w="80" w:type="dxa"/>
-              <w:bottom w:w="80" w:type="dxa"/>
-              <w:left w:w="100" w:type="dxa"/>
-              <w:right w:w="100" w:type="dxa"/>
+              <w:top w:w="70" w:type="dxa"/>
+              <w:bottom w:w="70" w:type="dxa"/>
+              <w:left w:w="90" w:type="dxa"/>
+              <w:right w:w="90" w:type="dxa"/>
             </w:tcMar>
           </w:tcPr>
           <w:p>
@@ -2929,14 +2929,14 @@
         </w:tc>
         <w:tc>
           <w:tcPr>
-            <w:tcW w:type="dxa" w:w="3010"/>
+            <w:tcW w:type="dxa" w:w="4987"/>
             <w:vAlign w:val="center"/>
             <w:shd w:fill="FFFFFF"/>
             <w:tcMar>
-              <w:top w:w="80" w:type="dxa"/>
-              <w:bottom w:w="80" w:type="dxa"/>
-              <w:left w:w="100" w:type="dxa"/>
-              <w:right w:w="100" w:type="dxa"/>
+              <w:top w:w="70" w:type="dxa"/>
+              <w:bottom w:w="70" w:type="dxa"/>
+              <w:left w:w="90" w:type="dxa"/>
+              <w:right w:w="90" w:type="dxa"/>
             </w:tcMar>
           </w:tcPr>
           <w:p>
@@ -2962,14 +2962,14 @@
         </w:trPr>
         <w:tc>
           <w:tcPr>
-            <w:tcW w:type="dxa" w:w="3010"/>
+            <w:tcW w:type="dxa" w:w="4987"/>
             <w:vAlign w:val="center"/>
             <w:shd w:fill="F2F5F9"/>
             <w:tcMar>
-              <w:top w:w="80" w:type="dxa"/>
-              <w:bottom w:w="80" w:type="dxa"/>
-              <w:left w:w="100" w:type="dxa"/>
-              <w:right w:w="100" w:type="dxa"/>
+              <w:top w:w="70" w:type="dxa"/>
+              <w:bottom w:w="70" w:type="dxa"/>
+              <w:left w:w="90" w:type="dxa"/>
+              <w:right w:w="90" w:type="dxa"/>
             </w:tcMar>
           </w:tcPr>
           <w:p>
@@ -2990,14 +2990,14 @@
         </w:tc>
         <w:tc>
           <w:tcPr>
-            <w:tcW w:type="dxa" w:w="3010"/>
+            <w:tcW w:type="dxa" w:w="4987"/>
             <w:vAlign w:val="center"/>
             <w:shd w:fill="F2F5F9"/>
             <w:tcMar>
-              <w:top w:w="80" w:type="dxa"/>
-              <w:bottom w:w="80" w:type="dxa"/>
-              <w:left w:w="100" w:type="dxa"/>
-              <w:right w:w="100" w:type="dxa"/>
+              <w:top w:w="70" w:type="dxa"/>
+              <w:bottom w:w="70" w:type="dxa"/>
+              <w:left w:w="90" w:type="dxa"/>
+              <w:right w:w="90" w:type="dxa"/>
             </w:tcMar>
           </w:tcPr>
           <w:p>
@@ -3017,14 +3017,14 @@
         </w:tc>
         <w:tc>
           <w:tcPr>
-            <w:tcW w:type="dxa" w:w="3010"/>
+            <w:tcW w:type="dxa" w:w="4987"/>
             <w:vAlign w:val="center"/>
             <w:shd w:fill="F2F5F9"/>
             <w:tcMar>
-              <w:top w:w="80" w:type="dxa"/>
-              <w:bottom w:w="80" w:type="dxa"/>
-              <w:left w:w="100" w:type="dxa"/>
-              <w:right w:w="100" w:type="dxa"/>
+              <w:top w:w="70" w:type="dxa"/>
+              <w:bottom w:w="70" w:type="dxa"/>
+              <w:left w:w="90" w:type="dxa"/>
+              <w:right w:w="90" w:type="dxa"/>
             </w:tcMar>
           </w:tcPr>
           <w:p>
@@ -3050,14 +3050,14 @@
         </w:trPr>
         <w:tc>
           <w:tcPr>
-            <w:tcW w:type="dxa" w:w="3010"/>
+            <w:tcW w:type="dxa" w:w="4987"/>
             <w:vAlign w:val="center"/>
             <w:shd w:fill="FFFFFF"/>
             <w:tcMar>
-              <w:top w:w="80" w:type="dxa"/>
-              <w:bottom w:w="80" w:type="dxa"/>
-              <w:left w:w="100" w:type="dxa"/>
-              <w:right w:w="100" w:type="dxa"/>
+              <w:top w:w="70" w:type="dxa"/>
+              <w:bottom w:w="70" w:type="dxa"/>
+              <w:left w:w="90" w:type="dxa"/>
+              <w:right w:w="90" w:type="dxa"/>
             </w:tcMar>
           </w:tcPr>
           <w:p>
@@ -3078,14 +3078,14 @@
         </w:tc>
         <w:tc>
           <w:tcPr>
-            <w:tcW w:type="dxa" w:w="3010"/>
+            <w:tcW w:type="dxa" w:w="4987"/>
             <w:vAlign w:val="center"/>
             <w:shd w:fill="FFFFFF"/>
             <w:tcMar>
-              <w:top w:w="80" w:type="dxa"/>
-              <w:bottom w:w="80" w:type="dxa"/>
-              <w:left w:w="100" w:type="dxa"/>
-              <w:right w:w="100" w:type="dxa"/>
+              <w:top w:w="70" w:type="dxa"/>
+              <w:bottom w:w="70" w:type="dxa"/>
+              <w:left w:w="90" w:type="dxa"/>
+              <w:right w:w="90" w:type="dxa"/>
             </w:tcMar>
           </w:tcPr>
           <w:p>
@@ -3105,14 +3105,14 @@
         </w:tc>
         <w:tc>
           <w:tcPr>
-            <w:tcW w:type="dxa" w:w="3010"/>
+            <w:tcW w:type="dxa" w:w="4987"/>
             <w:vAlign w:val="center"/>
             <w:shd w:fill="FFFFFF"/>
             <w:tcMar>
-              <w:top w:w="80" w:type="dxa"/>
-              <w:bottom w:w="80" w:type="dxa"/>
-              <w:left w:w="100" w:type="dxa"/>
-              <w:right w:w="100" w:type="dxa"/>
+              <w:top w:w="70" w:type="dxa"/>
+              <w:bottom w:w="70" w:type="dxa"/>
+              <w:left w:w="90" w:type="dxa"/>
+              <w:right w:w="90" w:type="dxa"/>
             </w:tcMar>
           </w:tcPr>
           <w:p>
@@ -3138,14 +3138,14 @@
         </w:trPr>
         <w:tc>
           <w:tcPr>
-            <w:tcW w:type="dxa" w:w="3010"/>
+            <w:tcW w:type="dxa" w:w="4987"/>
             <w:vAlign w:val="center"/>
             <w:shd w:fill="F2F5F9"/>
             <w:tcMar>
-              <w:top w:w="80" w:type="dxa"/>
-              <w:bottom w:w="80" w:type="dxa"/>
-              <w:left w:w="100" w:type="dxa"/>
-              <w:right w:w="100" w:type="dxa"/>
+              <w:top w:w="70" w:type="dxa"/>
+              <w:bottom w:w="70" w:type="dxa"/>
+              <w:left w:w="90" w:type="dxa"/>
+              <w:right w:w="90" w:type="dxa"/>
             </w:tcMar>
           </w:tcPr>
           <w:p>
@@ -3166,14 +3166,14 @@
         </w:tc>
         <w:tc>
           <w:tcPr>
-            <w:tcW w:type="dxa" w:w="3010"/>
+            <w:tcW w:type="dxa" w:w="4987"/>
             <w:vAlign w:val="center"/>
             <w:shd w:fill="F2F5F9"/>
             <w:tcMar>
-              <w:top w:w="80" w:type="dxa"/>
-              <w:bottom w:w="80" w:type="dxa"/>
-              <w:left w:w="100" w:type="dxa"/>
-              <w:right w:w="100" w:type="dxa"/>
+              <w:top w:w="70" w:type="dxa"/>
+              <w:bottom w:w="70" w:type="dxa"/>
+              <w:left w:w="90" w:type="dxa"/>
+              <w:right w:w="90" w:type="dxa"/>
             </w:tcMar>
           </w:tcPr>
           <w:p>
@@ -3193,14 +3193,14 @@
         </w:tc>
         <w:tc>
           <w:tcPr>
-            <w:tcW w:type="dxa" w:w="3010"/>
+            <w:tcW w:type="dxa" w:w="4987"/>
             <w:vAlign w:val="center"/>
             <w:shd w:fill="F2F5F9"/>
             <w:tcMar>
-              <w:top w:w="80" w:type="dxa"/>
-              <w:bottom w:w="80" w:type="dxa"/>
-              <w:left w:w="100" w:type="dxa"/>
-              <w:right w:w="100" w:type="dxa"/>
+              <w:top w:w="70" w:type="dxa"/>
+              <w:bottom w:w="70" w:type="dxa"/>
+              <w:left w:w="90" w:type="dxa"/>
+              <w:right w:w="90" w:type="dxa"/>
             </w:tcMar>
           </w:tcPr>
           <w:p>
@@ -3223,7 +3223,7 @@
     </w:tbl>
     <w:p>
       <w:pPr>
-        <w:spacing w:after="120"/>
+        <w:spacing w:after="100"/>
       </w:pPr>
     </w:p>
     <w:p>
@@ -3272,9 +3272,9 @@
       <w:r>
         <w:rPr>
           <w:color w:val="C8D2E1"/>
-          <w:sz w:val="16"/>
+          <w:sz w:val="14"/>
         </w:rPr>
-        <w:t>_________________________________________________________________________________</w:t>
+        <w:t>————————————————————————————————————————————————————————————————————————————————————————————————————————————————————————</w:t>
       </w:r>
     </w:p>
     <w:p>
@@ -3423,9 +3423,9 @@
       <w:r>
         <w:rPr>
           <w:color w:val="C8D2E1"/>
-          <w:sz w:val="16"/>
+          <w:sz w:val="14"/>
         </w:rPr>
-        <w:t>_________________________________________________________________________________</w:t>
+        <w:t>————————————————————————————————————————————————————————————————————————————————————————————————————————————————————————</w:t>
       </w:r>
     </w:p>
     <w:p>
@@ -3459,8 +3459,8 @@
         </w:tblBorders>
       </w:tblPr>
       <w:tblGrid>
-        <w:gridCol w:w="4514"/>
-        <w:gridCol w:w="4514"/>
+        <w:gridCol w:w="7481"/>
+        <w:gridCol w:w="7481"/>
       </w:tblGrid>
       <w:tr>
         <w:trPr>
@@ -3470,7 +3470,7 @@
         </w:trPr>
         <w:tc>
           <w:tcPr>
-            <w:tcW w:type="dxa" w:w="4514"/>
+            <w:tcW w:type="dxa" w:w="7481"/>
             <w:vAlign w:val="center"/>
             <w:shd w:fill="1F3864"/>
             <w:tcMar>
@@ -3498,7 +3498,7 @@
         </w:tc>
         <w:tc>
           <w:tcPr>
-            <w:tcW w:type="dxa" w:w="4514"/>
+            <w:tcW w:type="dxa" w:w="7481"/>
             <w:vAlign w:val="center"/>
             <w:shd w:fill="1F3864"/>
             <w:tcMar>
@@ -3531,14 +3531,14 @@
         </w:trPr>
         <w:tc>
           <w:tcPr>
-            <w:tcW w:type="dxa" w:w="4514"/>
+            <w:tcW w:type="dxa" w:w="7481"/>
             <w:vAlign w:val="center"/>
             <w:shd w:fill="FFFFFF"/>
             <w:tcMar>
-              <w:top w:w="80" w:type="dxa"/>
-              <w:bottom w:w="80" w:type="dxa"/>
-              <w:left w:w="100" w:type="dxa"/>
-              <w:right w:w="100" w:type="dxa"/>
+              <w:top w:w="70" w:type="dxa"/>
+              <w:bottom w:w="70" w:type="dxa"/>
+              <w:left w:w="90" w:type="dxa"/>
+              <w:right w:w="90" w:type="dxa"/>
             </w:tcMar>
           </w:tcPr>
           <w:p>
@@ -3558,14 +3558,14 @@
         </w:tc>
         <w:tc>
           <w:tcPr>
-            <w:tcW w:type="dxa" w:w="4514"/>
+            <w:tcW w:type="dxa" w:w="7481"/>
             <w:vAlign w:val="center"/>
             <w:shd w:fill="FFFFFF"/>
             <w:tcMar>
-              <w:top w:w="80" w:type="dxa"/>
-              <w:bottom w:w="80" w:type="dxa"/>
-              <w:left w:w="100" w:type="dxa"/>
-              <w:right w:w="100" w:type="dxa"/>
+              <w:top w:w="70" w:type="dxa"/>
+              <w:bottom w:w="70" w:type="dxa"/>
+              <w:left w:w="90" w:type="dxa"/>
+              <w:right w:w="90" w:type="dxa"/>
             </w:tcMar>
           </w:tcPr>
           <w:p>
@@ -3590,14 +3590,14 @@
         </w:trPr>
         <w:tc>
           <w:tcPr>
-            <w:tcW w:type="dxa" w:w="4514"/>
+            <w:tcW w:type="dxa" w:w="7481"/>
             <w:vAlign w:val="center"/>
             <w:shd w:fill="F2F5F9"/>
             <w:tcMar>
-              <w:top w:w="80" w:type="dxa"/>
-              <w:bottom w:w="80" w:type="dxa"/>
-              <w:left w:w="100" w:type="dxa"/>
-              <w:right w:w="100" w:type="dxa"/>
+              <w:top w:w="70" w:type="dxa"/>
+              <w:bottom w:w="70" w:type="dxa"/>
+              <w:left w:w="90" w:type="dxa"/>
+              <w:right w:w="90" w:type="dxa"/>
             </w:tcMar>
           </w:tcPr>
           <w:p>
@@ -3617,14 +3617,14 @@
         </w:tc>
         <w:tc>
           <w:tcPr>
-            <w:tcW w:type="dxa" w:w="4514"/>
+            <w:tcW w:type="dxa" w:w="7481"/>
             <w:vAlign w:val="center"/>
             <w:shd w:fill="F2F5F9"/>
             <w:tcMar>
-              <w:top w:w="80" w:type="dxa"/>
-              <w:bottom w:w="80" w:type="dxa"/>
-              <w:left w:w="100" w:type="dxa"/>
-              <w:right w:w="100" w:type="dxa"/>
+              <w:top w:w="70" w:type="dxa"/>
+              <w:bottom w:w="70" w:type="dxa"/>
+              <w:left w:w="90" w:type="dxa"/>
+              <w:right w:w="90" w:type="dxa"/>
             </w:tcMar>
           </w:tcPr>
           <w:p>
@@ -3649,14 +3649,14 @@
         </w:trPr>
         <w:tc>
           <w:tcPr>
-            <w:tcW w:type="dxa" w:w="4514"/>
+            <w:tcW w:type="dxa" w:w="7481"/>
             <w:vAlign w:val="center"/>
             <w:shd w:fill="FFFFFF"/>
             <w:tcMar>
-              <w:top w:w="80" w:type="dxa"/>
-              <w:bottom w:w="80" w:type="dxa"/>
-              <w:left w:w="100" w:type="dxa"/>
-              <w:right w:w="100" w:type="dxa"/>
+              <w:top w:w="70" w:type="dxa"/>
+              <w:bottom w:w="70" w:type="dxa"/>
+              <w:left w:w="90" w:type="dxa"/>
+              <w:right w:w="90" w:type="dxa"/>
             </w:tcMar>
           </w:tcPr>
           <w:p>
@@ -3676,14 +3676,14 @@
         </w:tc>
         <w:tc>
           <w:tcPr>
-            <w:tcW w:type="dxa" w:w="4514"/>
+            <w:tcW w:type="dxa" w:w="7481"/>
             <w:vAlign w:val="center"/>
             <w:shd w:fill="FFFFFF"/>
             <w:tcMar>
-              <w:top w:w="80" w:type="dxa"/>
-              <w:bottom w:w="80" w:type="dxa"/>
-              <w:left w:w="100" w:type="dxa"/>
-              <w:right w:w="100" w:type="dxa"/>
+              <w:top w:w="70" w:type="dxa"/>
+              <w:bottom w:w="70" w:type="dxa"/>
+              <w:left w:w="90" w:type="dxa"/>
+              <w:right w:w="90" w:type="dxa"/>
             </w:tcMar>
           </w:tcPr>
           <w:p>
@@ -3708,14 +3708,14 @@
         </w:trPr>
         <w:tc>
           <w:tcPr>
-            <w:tcW w:type="dxa" w:w="4514"/>
+            <w:tcW w:type="dxa" w:w="7481"/>
             <w:vAlign w:val="center"/>
             <w:shd w:fill="F2F5F9"/>
             <w:tcMar>
-              <w:top w:w="80" w:type="dxa"/>
-              <w:bottom w:w="80" w:type="dxa"/>
-              <w:left w:w="100" w:type="dxa"/>
-              <w:right w:w="100" w:type="dxa"/>
+              <w:top w:w="70" w:type="dxa"/>
+              <w:bottom w:w="70" w:type="dxa"/>
+              <w:left w:w="90" w:type="dxa"/>
+              <w:right w:w="90" w:type="dxa"/>
             </w:tcMar>
           </w:tcPr>
           <w:p>
@@ -3735,14 +3735,14 @@
         </w:tc>
         <w:tc>
           <w:tcPr>
-            <w:tcW w:type="dxa" w:w="4514"/>
+            <w:tcW w:type="dxa" w:w="7481"/>
             <w:vAlign w:val="center"/>
             <w:shd w:fill="F2F5F9"/>
             <w:tcMar>
-              <w:top w:w="80" w:type="dxa"/>
-              <w:bottom w:w="80" w:type="dxa"/>
-              <w:left w:w="100" w:type="dxa"/>
-              <w:right w:w="100" w:type="dxa"/>
+              <w:top w:w="70" w:type="dxa"/>
+              <w:bottom w:w="70" w:type="dxa"/>
+              <w:left w:w="90" w:type="dxa"/>
+              <w:right w:w="90" w:type="dxa"/>
             </w:tcMar>
           </w:tcPr>
           <w:p>
@@ -3767,14 +3767,14 @@
         </w:trPr>
         <w:tc>
           <w:tcPr>
-            <w:tcW w:type="dxa" w:w="4514"/>
+            <w:tcW w:type="dxa" w:w="7481"/>
             <w:vAlign w:val="center"/>
             <w:shd w:fill="FFFFFF"/>
             <w:tcMar>
-              <w:top w:w="80" w:type="dxa"/>
-              <w:bottom w:w="80" w:type="dxa"/>
-              <w:left w:w="100" w:type="dxa"/>
-              <w:right w:w="100" w:type="dxa"/>
+              <w:top w:w="70" w:type="dxa"/>
+              <w:bottom w:w="70" w:type="dxa"/>
+              <w:left w:w="90" w:type="dxa"/>
+              <w:right w:w="90" w:type="dxa"/>
             </w:tcMar>
           </w:tcPr>
           <w:p>
@@ -3794,14 +3794,14 @@
         </w:tc>
         <w:tc>
           <w:tcPr>
-            <w:tcW w:type="dxa" w:w="4514"/>
+            <w:tcW w:type="dxa" w:w="7481"/>
             <w:vAlign w:val="center"/>
             <w:shd w:fill="FFFFFF"/>
             <w:tcMar>
-              <w:top w:w="80" w:type="dxa"/>
-              <w:bottom w:w="80" w:type="dxa"/>
-              <w:left w:w="100" w:type="dxa"/>
-              <w:right w:w="100" w:type="dxa"/>
+              <w:top w:w="70" w:type="dxa"/>
+              <w:bottom w:w="70" w:type="dxa"/>
+              <w:left w:w="90" w:type="dxa"/>
+              <w:right w:w="90" w:type="dxa"/>
             </w:tcMar>
           </w:tcPr>
           <w:p>
@@ -3823,7 +3823,7 @@
     </w:tbl>
     <w:p>
       <w:pPr>
-        <w:spacing w:after="120"/>
+        <w:spacing w:after="100"/>
       </w:pPr>
     </w:p>
     <w:p>
@@ -3833,9 +3833,9 @@
       <w:r>
         <w:rPr>
           <w:color w:val="C8D2E1"/>
-          <w:sz w:val="16"/>
+          <w:sz w:val="14"/>
         </w:rPr>
-        <w:t>_________________________________________________________________________________</w:t>
+        <w:t>————————————————————————————————————————————————————————————————————————————————————————————————————————————————————————</w:t>
       </w:r>
     </w:p>
     <w:p>
@@ -3853,13 +3853,53 @@
       </w:r>
     </w:p>
     <w:sectPr>
-      <w:pgSz w:w="11909" w:h="16834"/>
-      <w:pgMar w:top="1440" w:right="1440" w:bottom="1440" w:left="1440" w:header="720" w:footer="720" w:gutter="0"/>
+      <w:headerReference w:type="default" r:id="rId9"/>
+      <w:footerReference w:type="default" r:id="rId10"/>
+      <w:pgSz w:w="16834" w:h="11909" w:orient="landscape"/>
+      <w:pgMar w:top="936" w:right="936" w:bottom="936" w:left="936" w:header="720" w:footer="720" w:gutter="0"/>
       <w:cols w:space="720"/>
       <w:docGrid w:linePitch="360"/>
     </w:sectPr>
   </w:body>
 </w:document>
+</file>
+
+<file path=word/footer1.xml><?xml version="1.0" encoding="utf-8"?>
+<w:ftr xmlns:m="http://schemas.openxmlformats.org/officeDocument/2006/math" xmlns:mc="http://schemas.openxmlformats.org/markup-compatibility/2006" xmlns:mo="http://schemas.microsoft.com/office/mac/office/2008/main" xmlns:mv="urn:schemas-microsoft-com:mac:vml" xmlns:o="urn:schemas-microsoft-com:office:office" xmlns:r="http://schemas.openxmlformats.org/officeDocument/2006/relationships" xmlns:v="urn:schemas-microsoft-com:vml" xmlns:w10="urn:schemas-microsoft-com:office:word" xmlns:w14="http://schemas.microsoft.com/office/word/2010/wordml" xmlns:w="http://schemas.openxmlformats.org/wordprocessingml/2006/main" xmlns:wne="http://schemas.microsoft.com/office/word/2006/wordml" xmlns:wp14="http://schemas.microsoft.com/office/word/2010/wordprocessingDrawing" xmlns:wp="http://schemas.openxmlformats.org/drawingml/2006/wordprocessingDrawing" xmlns:wpc="http://schemas.microsoft.com/office/word/2010/wordprocessingCanvas" xmlns:wpg="http://schemas.microsoft.com/office/word/2010/wordprocessingGroup" xmlns:wpi="http://schemas.microsoft.com/office/word/2010/wordprocessingInk" xmlns:wps="http://schemas.microsoft.com/office/word/2010/wordprocessingShape" mc:Ignorable="w14 wp14">
+  <w:p>
+    <w:pPr>
+      <w:pStyle w:val="Footer"/>
+      <w:jc w:val="left"/>
+    </w:pPr>
+    <w:r>
+      <w:rPr>
+        <w:rFonts w:ascii="Calibri" w:hAnsi="Calibri"/>
+        <w:color w:val="646464"/>
+        <w:sz w:val="17"/>
+      </w:rPr>
+      <w:t>Buku Kurikulum KPT-OBE SISTEKIN 2026  |  FSTI Universitas Widyagama Malang</w:t>
+    </w:r>
+  </w:p>
+</w:ftr>
+</file>
+
+<file path=word/header1.xml><?xml version="1.0" encoding="utf-8"?>
+<w:hdr xmlns:m="http://schemas.openxmlformats.org/officeDocument/2006/math" xmlns:mc="http://schemas.openxmlformats.org/markup-compatibility/2006" xmlns:mo="http://schemas.microsoft.com/office/mac/office/2008/main" xmlns:mv="urn:schemas-microsoft-com:mac:vml" xmlns:o="urn:schemas-microsoft-com:office:office" xmlns:r="http://schemas.openxmlformats.org/officeDocument/2006/relationships" xmlns:v="urn:schemas-microsoft-com:vml" xmlns:w10="urn:schemas-microsoft-com:office:word" xmlns:w14="http://schemas.microsoft.com/office/word/2010/wordml" xmlns:w="http://schemas.openxmlformats.org/wordprocessingml/2006/main" xmlns:wne="http://schemas.microsoft.com/office/word/2006/wordml" xmlns:wp14="http://schemas.microsoft.com/office/word/2010/wordprocessingDrawing" xmlns:wp="http://schemas.openxmlformats.org/drawingml/2006/wordprocessingDrawing" xmlns:wpc="http://schemas.microsoft.com/office/word/2010/wordprocessingCanvas" xmlns:wpg="http://schemas.microsoft.com/office/word/2010/wordprocessingGroup" xmlns:wpi="http://schemas.microsoft.com/office/word/2010/wordprocessingInk" xmlns:wps="http://schemas.microsoft.com/office/word/2010/wordprocessingShape" mc:Ignorable="w14 wp14">
+  <w:p>
+    <w:pPr>
+      <w:pStyle w:val="Header"/>
+      <w:jc w:val="right"/>
+    </w:pPr>
+    <w:r>
+      <w:rPr>
+        <w:rFonts w:ascii="Calibri" w:hAnsi="Calibri"/>
+        <w:color w:val="646464"/>
+        <w:sz w:val="17"/>
+      </w:rPr>
+      <w:t>PROGRAM STUDI SISTEM DAN TEKNOLOGI INFORMASI (SISTEKIN) — FSTI UWG</w:t>
+    </w:r>
+  </w:p>
+</w:hdr>
 </file>
 
 <file path=word/numbering.xml><?xml version="1.0" encoding="utf-8"?>
